--- a/rsr_week_05_workshop/rsr_week_05_solutions.docx
+++ b/rsr_week_05_workshop/rsr_week_05_solutions.docx
@@ -8740,7 +8740,49 @@
         <w:t xml:space="preserve">Question</w:t>
       </w:r>
       <w:r>
-        <w:t xml:space="preserve">: Choose at least two variables and compare the table values against the raw test output from your t.test and aov functions. Which statistics did you check, and did they match?</w:t>
+        <w:t xml:space="preserve">: Because you did not write the gt code yourself (we wrote it for you, and in the future, LLMs might write such formatting code for you), it is a good idea to cross check all values in the table against the raw test output from your</w:t>
+      </w:r>
+      <w:r>
+        <w:t xml:space="preserve"> </w:t>
+      </w:r>
+      <w:r>
+        <w:rPr>
+          <w:rStyle w:val="VerbatimChar"/>
+        </w:rPr>
+        <w:t xml:space="preserve">t.test()</w:t>
+      </w:r>
+      <w:r>
+        <w:t xml:space="preserve"> </w:t>
+      </w:r>
+      <w:r>
+        <w:t xml:space="preserve">or</w:t>
+      </w:r>
+      <w:r>
+        <w:t xml:space="preserve"> </w:t>
+      </w:r>
+      <w:r>
+        <w:rPr>
+          <w:rStyle w:val="VerbatimChar"/>
+        </w:rPr>
+        <w:t xml:space="preserve">aov()</w:t>
+      </w:r>
+      <w:r>
+        <w:t xml:space="preserve"> </w:t>
+      </w:r>
+      <w:r>
+        <w:t xml:space="preserve">functions to make sure it is correct. For now, check the Marriage rows test. Compare the table values to the output from</w:t>
+      </w:r>
+      <w:r>
+        <w:t xml:space="preserve"> </w:t>
+      </w:r>
+      <w:r>
+        <w:rPr>
+          <w:rStyle w:val="VerbatimChar"/>
+        </w:rPr>
+        <w:t xml:space="preserve">t.test()</w:t>
+      </w:r>
+      <w:r>
+        <w:t xml:space="preserve">. What did you find? Are there any differences worth highlighting? (e.g. is the p-value reported exactly the same way?)</w:t>
       </w:r>
     </w:p>
     <w:p>
@@ -8748,7 +8790,34 @@
         <w:pStyle w:val="BodyText"/>
       </w:pPr>
       <w:r>
-        <w:t xml:space="preserve">Answer: I checked the Gender t-test and the Age category ANOVA. The table shows t = -1.00 for Gender and F = 102.04 for Age category, which match the raw outputs after rounding.</w:t>
+        <w:t xml:space="preserve">Answer: The Marriage row in the table shows t = 15.28 and p &lt; 0.001. These match the raw</w:t>
+      </w:r>
+      <w:r>
+        <w:t xml:space="preserve"> </w:t>
+      </w:r>
+      <w:r>
+        <w:rPr>
+          <w:rStyle w:val="VerbatimChar"/>
+        </w:rPr>
+        <w:t xml:space="preserve">t.test()</w:t>
+      </w:r>
+      <w:r>
+        <w:t xml:space="preserve"> </w:t>
+      </w:r>
+      <w:r>
+        <w:t xml:space="preserve">output after rounding. The raw output gives the p-value in scientific notation, about 2.71e-49, while the table reports it as</w:t>
+      </w:r>
+      <w:r>
+        <w:t xml:space="preserve"> </w:t>
+      </w:r>
+      <w:r>
+        <w:rPr>
+          <w:rStyle w:val="VerbatimChar"/>
+        </w:rPr>
+        <w:t xml:space="preserve">&lt;0.001</w:t>
+      </w:r>
+      <w:r>
+        <w:t xml:space="preserve">.</w:t>
       </w:r>
     </w:p>
     <w:p>
@@ -10275,7 +10344,7 @@
         <w:pStyle w:val="BodyText"/>
       </w:pPr>
       <w:r>
-        <w:t xml:space="preserve">Answer: It goes up. A smaller difference is harder to detect, so we need more participants.</w:t>
+        <w:t xml:space="preserve">Answer: It goes up. R returns about 924.4, so we round up to 925 participants per group. A smaller difference is harder to detect, so we need more participants.</w:t>
       </w:r>
     </w:p>
     <w:bookmarkEnd w:id="32"/>
@@ -10295,12 +10364,6 @@
       </w:pPr>
       <w:r>
         <w:t xml:space="preserve">The table shows no statistically significant gender difference, but age category, marriage, and history of visiting Wuhan are statistically significant. The power section shows that sample size increases when the minimum difference worth detecting gets smaller.</w:t>
-      </w:r>
-      <w:r>
-        <w:t xml:space="preserve"> </w:t>
-      </w:r>
-      <w:r>
-        <w:t xml:space="preserve"> </w:t>
       </w:r>
     </w:p>
     <w:bookmarkEnd w:id="34"/>

--- a/rsr_week_05_workshop/rsr_week_05_solutions.docx
+++ b/rsr_week_05_workshop/rsr_week_05_solutions.docx
@@ -78,7 +78,7 @@
       </w:r>
     </w:p>
     <w:bookmarkEnd w:id="20"/>
-    <w:bookmarkStart w:id="30" w:name="part-1-replicate-the-table"/>
+    <w:bookmarkStart w:id="31" w:name="part-1-replicate-the-table"/>
     <w:p>
       <w:pPr>
         <w:pStyle w:val="Heading1"/>
@@ -179,7 +179,7 @@
         <w:rPr>
           <w:rStyle w:val="NormalTok"/>
         </w:rPr>
-        <w:t xml:space="preserve">(readxl, tidyverse, gt, here, janitor)</w:t>
+        <w:t xml:space="preserve">(readxl, tidyverse, gt, gtsummary, here, janitor)</w:t>
       </w:r>
       <w:r>
         <w:br/>
@@ -8867,13 +8867,13 @@
       </w:r>
     </w:p>
     <w:bookmarkEnd w:id="28"/>
-    <w:bookmarkStart w:id="29" w:name="optional-llm-formatting-practice"/>
+    <w:bookmarkStart w:id="29" w:name="llm-formatting-practice"/>
     <w:p>
       <w:pPr>
         <w:pStyle w:val="Heading2"/>
       </w:pPr>
       <w:r>
-        <w:t xml:space="preserve">OPTIONAL: LLM formatting practice</w:t>
+        <w:t xml:space="preserve">LLM formatting practice</w:t>
       </w:r>
     </w:p>
     <w:p>
@@ -9554,14 +9554,66 @@
       </w:r>
     </w:p>
     <w:bookmarkEnd w:id="29"/>
-    <w:bookmarkEnd w:id="30"/>
-    <w:bookmarkStart w:id="33" w:name="Xcc2bac7488678ee670b569760d4fd22d5ffcf23"/>
+    <w:bookmarkStart w:id="30" w:name="side-note-gtsummary"/>
     <w:p>
       <w:pPr>
-        <w:pStyle w:val="Heading1"/>
+        <w:pStyle w:val="Heading2"/>
       </w:pPr>
       <w:r>
-        <w:t xml:space="preserve">PART 2: Power and sample size for a follow-up study</w:t>
+        <w:t xml:space="preserve">Side note: gtsummary</w:t>
+      </w:r>
+    </w:p>
+    <w:p>
+      <w:pPr>
+        <w:pStyle w:val="FirstParagraph"/>
+      </w:pPr>
+      <w:r>
+        <w:t xml:space="preserve">It is worth knowing that the</w:t>
+      </w:r>
+      <w:r>
+        <w:t xml:space="preserve"> </w:t>
+      </w:r>
+      <w:r>
+        <w:rPr>
+          <w:rStyle w:val="VerbatimChar"/>
+        </w:rPr>
+        <w:t xml:space="preserve">gtsummary</w:t>
+      </w:r>
+      <w:r>
+        <w:t xml:space="preserve"> </w:t>
+      </w:r>
+      <w:r>
+        <w:t xml:space="preserve">package can get us some of the way there quickly. The</w:t>
+      </w:r>
+      <w:r>
+        <w:t xml:space="preserve"> </w:t>
+      </w:r>
+      <w:r>
+        <w:rPr>
+          <w:rStyle w:val="VerbatimChar"/>
+        </w:rPr>
+        <w:t xml:space="preserve">tbl_continuous()</w:t>
+      </w:r>
+      <w:r>
+        <w:t xml:space="preserve"> </w:t>
+      </w:r>
+      <w:r>
+        <w:t xml:space="preserve">function is useful when we have one continuous outcome and can give us the group means and standard deviations, plus p-values. However it is tricky to get the 95% confidence intervals or the t/F statistic column in the same format as the paper. Run the code below to see an example</w:t>
+      </w:r>
+      <w:r>
+        <w:t xml:space="preserve"> </w:t>
+      </w:r>
+      <w:r>
+        <w:rPr>
+          <w:rStyle w:val="VerbatimChar"/>
+        </w:rPr>
+        <w:t xml:space="preserve">tbl_continuous()</w:t>
+      </w:r>
+      <w:r>
+        <w:t xml:space="preserve"> </w:t>
+      </w:r>
+      <w:r>
+        <w:t xml:space="preserve">output.</w:t>
       </w:r>
     </w:p>
     <w:p>
@@ -9572,13 +9624,70 @@
         <w:rPr>
           <w:rStyle w:val="NormalTok"/>
         </w:rPr>
-        <w:t xml:space="preserve">pilot_sd </w:t>
-      </w:r>
-      <w:r>
-        <w:rPr>
-          <w:rStyle w:val="OtherTok"/>
-        </w:rPr>
-        <w:t xml:space="preserve">&lt;-</w:t>
+        <w:t xml:space="preserve">survey </w:t>
+      </w:r>
+      <w:r>
+        <w:rPr>
+          <w:rStyle w:val="SpecialCharTok"/>
+        </w:rPr>
+        <w:t xml:space="preserve">%&gt;%</w:t>
+      </w:r>
+      <w:r>
+        <w:br/>
+      </w:r>
+      <w:r>
+        <w:rPr>
+          <w:rStyle w:val="NormalTok"/>
+        </w:rPr>
+        <w:t xml:space="preserve">  </w:t>
+      </w:r>
+      <w:r>
+        <w:rPr>
+          <w:rStyle w:val="FunctionTok"/>
+        </w:rPr>
+        <w:t xml:space="preserve">tbl_continuous</w:t>
+      </w:r>
+      <w:r>
+        <w:rPr>
+          <w:rStyle w:val="NormalTok"/>
+        </w:rPr>
+        <w:t xml:space="preserve">(</w:t>
+      </w:r>
+      <w:r>
+        <w:br/>
+      </w:r>
+      <w:r>
+        <w:rPr>
+          <w:rStyle w:val="NormalTok"/>
+        </w:rPr>
+        <w:t xml:space="preserve">    </w:t>
+      </w:r>
+      <w:r>
+        <w:rPr>
+          <w:rStyle w:val="AttributeTok"/>
+        </w:rPr>
+        <w:t xml:space="preserve">variable =</w:t>
+      </w:r>
+      <w:r>
+        <w:rPr>
+          <w:rStyle w:val="NormalTok"/>
+        </w:rPr>
+        <w:t xml:space="preserve"> total_scores_of_K6,</w:t>
+      </w:r>
+      <w:r>
+        <w:br/>
+      </w:r>
+      <w:r>
+        <w:rPr>
+          <w:rStyle w:val="NormalTok"/>
+        </w:rPr>
+        <w:t xml:space="preserve">    </w:t>
+      </w:r>
+      <w:r>
+        <w:rPr>
+          <w:rStyle w:val="AttributeTok"/>
+        </w:rPr>
+        <w:t xml:space="preserve">include =</w:t>
       </w:r>
       <w:r>
         <w:rPr>
@@ -9590,52 +9699,1531 @@
         <w:rPr>
           <w:rStyle w:val="FunctionTok"/>
         </w:rPr>
-        <w:t xml:space="preserve">sd</w:t>
-      </w:r>
-      <w:r>
-        <w:rPr>
-          <w:rStyle w:val="NormalTok"/>
-        </w:rPr>
-        <w:t xml:space="preserve">(survey</w:t>
+        <w:t xml:space="preserve">c</w:t>
+      </w:r>
+      <w:r>
+        <w:rPr>
+          <w:rStyle w:val="NormalTok"/>
+        </w:rPr>
+        <w:t xml:space="preserve">(gender, age, marriage, history_of_visiting_SEA),</w:t>
+      </w:r>
+      <w:r>
+        <w:br/>
+      </w:r>
+      <w:r>
+        <w:rPr>
+          <w:rStyle w:val="NormalTok"/>
+        </w:rPr>
+        <w:t xml:space="preserve">    </w:t>
+      </w:r>
+      <w:r>
+        <w:rPr>
+          <w:rStyle w:val="AttributeTok"/>
+        </w:rPr>
+        <w:t xml:space="preserve">statistic =</w:t>
+      </w:r>
+      <w:r>
+        <w:rPr>
+          <w:rStyle w:val="NormalTok"/>
+        </w:rPr>
+        <w:t xml:space="preserve"> </w:t>
       </w:r>
       <w:r>
         <w:rPr>
           <w:rStyle w:val="SpecialCharTok"/>
         </w:rPr>
-        <w:t xml:space="preserve">$</w:t>
-      </w:r>
-      <w:r>
-        <w:rPr>
-          <w:rStyle w:val="NormalTok"/>
-        </w:rPr>
-        <w:t xml:space="preserve">total_scores_of_K6)</w:t>
-      </w:r>
-      <w:r>
-        <w:br/>
+        <w:t xml:space="preserve">~</w:t>
+      </w:r>
+      <w:r>
+        <w:rPr>
+          <w:rStyle w:val="NormalTok"/>
+        </w:rPr>
+        <w:t xml:space="preserve"> </w:t>
+      </w:r>
+      <w:r>
+        <w:rPr>
+          <w:rStyle w:val="StringTok"/>
+        </w:rPr>
+        <w:t xml:space="preserve">"{mean} ({sd})"</w:t>
+      </w:r>
+      <w:r>
+        <w:rPr>
+          <w:rStyle w:val="NormalTok"/>
+        </w:rPr>
+        <w:t xml:space="preserve">,</w:t>
+      </w:r>
+      <w:r>
+        <w:br/>
+      </w:r>
+      <w:r>
+        <w:rPr>
+          <w:rStyle w:val="NormalTok"/>
+        </w:rPr>
+        <w:t xml:space="preserve">    </w:t>
+      </w:r>
+      <w:r>
+        <w:rPr>
+          <w:rStyle w:val="AttributeTok"/>
+        </w:rPr>
+        <w:t xml:space="preserve">label =</w:t>
+      </w:r>
+      <w:r>
+        <w:rPr>
+          <w:rStyle w:val="NormalTok"/>
+        </w:rPr>
+        <w:t xml:space="preserve"> </w:t>
       </w:r>
       <w:r>
         <w:rPr>
           <w:rStyle w:val="FunctionTok"/>
         </w:rPr>
-        <w:t xml:space="preserve">round</w:t>
-      </w:r>
-      <w:r>
-        <w:rPr>
-          <w:rStyle w:val="NormalTok"/>
-        </w:rPr>
-        <w:t xml:space="preserve">(pilot_sd, </w:t>
-      </w:r>
-      <w:r>
-        <w:rPr>
-          <w:rStyle w:val="DecValTok"/>
-        </w:rPr>
-        <w:t xml:space="preserve">1</w:t>
-      </w:r>
-      <w:r>
-        <w:rPr>
-          <w:rStyle w:val="NormalTok"/>
-        </w:rPr>
-        <w:t xml:space="preserve">)</w:t>
+        <w:t xml:space="preserve">list</w:t>
+      </w:r>
+      <w:r>
+        <w:rPr>
+          <w:rStyle w:val="NormalTok"/>
+        </w:rPr>
+        <w:t xml:space="preserve">(</w:t>
+      </w:r>
+      <w:r>
+        <w:br/>
+      </w:r>
+      <w:r>
+        <w:rPr>
+          <w:rStyle w:val="NormalTok"/>
+        </w:rPr>
+        <w:t xml:space="preserve">      gender </w:t>
+      </w:r>
+      <w:r>
+        <w:rPr>
+          <w:rStyle w:val="SpecialCharTok"/>
+        </w:rPr>
+        <w:t xml:space="preserve">~</w:t>
+      </w:r>
+      <w:r>
+        <w:rPr>
+          <w:rStyle w:val="NormalTok"/>
+        </w:rPr>
+        <w:t xml:space="preserve"> </w:t>
+      </w:r>
+      <w:r>
+        <w:rPr>
+          <w:rStyle w:val="StringTok"/>
+        </w:rPr>
+        <w:t xml:space="preserve">"Gender"</w:t>
+      </w:r>
+      <w:r>
+        <w:rPr>
+          <w:rStyle w:val="NormalTok"/>
+        </w:rPr>
+        <w:t xml:space="preserve">,</w:t>
+      </w:r>
+      <w:r>
+        <w:br/>
+      </w:r>
+      <w:r>
+        <w:rPr>
+          <w:rStyle w:val="NormalTok"/>
+        </w:rPr>
+        <w:t xml:space="preserve">      age </w:t>
+      </w:r>
+      <w:r>
+        <w:rPr>
+          <w:rStyle w:val="SpecialCharTok"/>
+        </w:rPr>
+        <w:t xml:space="preserve">~</w:t>
+      </w:r>
+      <w:r>
+        <w:rPr>
+          <w:rStyle w:val="NormalTok"/>
+        </w:rPr>
+        <w:t xml:space="preserve"> </w:t>
+      </w:r>
+      <w:r>
+        <w:rPr>
+          <w:rStyle w:val="StringTok"/>
+        </w:rPr>
+        <w:t xml:space="preserve">"Age category"</w:t>
+      </w:r>
+      <w:r>
+        <w:rPr>
+          <w:rStyle w:val="NormalTok"/>
+        </w:rPr>
+        <w:t xml:space="preserve">,</w:t>
+      </w:r>
+      <w:r>
+        <w:br/>
+      </w:r>
+      <w:r>
+        <w:rPr>
+          <w:rStyle w:val="NormalTok"/>
+        </w:rPr>
+        <w:t xml:space="preserve">      marriage </w:t>
+      </w:r>
+      <w:r>
+        <w:rPr>
+          <w:rStyle w:val="SpecialCharTok"/>
+        </w:rPr>
+        <w:t xml:space="preserve">~</w:t>
+      </w:r>
+      <w:r>
+        <w:rPr>
+          <w:rStyle w:val="NormalTok"/>
+        </w:rPr>
+        <w:t xml:space="preserve"> </w:t>
+      </w:r>
+      <w:r>
+        <w:rPr>
+          <w:rStyle w:val="StringTok"/>
+        </w:rPr>
+        <w:t xml:space="preserve">"Marriage"</w:t>
+      </w:r>
+      <w:r>
+        <w:rPr>
+          <w:rStyle w:val="NormalTok"/>
+        </w:rPr>
+        <w:t xml:space="preserve">,</w:t>
+      </w:r>
+      <w:r>
+        <w:br/>
+      </w:r>
+      <w:r>
+        <w:rPr>
+          <w:rStyle w:val="NormalTok"/>
+        </w:rPr>
+        <w:t xml:space="preserve">      history_of_visiting_SEA </w:t>
+      </w:r>
+      <w:r>
+        <w:rPr>
+          <w:rStyle w:val="SpecialCharTok"/>
+        </w:rPr>
+        <w:t xml:space="preserve">~</w:t>
+      </w:r>
+      <w:r>
+        <w:rPr>
+          <w:rStyle w:val="NormalTok"/>
+        </w:rPr>
+        <w:t xml:space="preserve"> </w:t>
+      </w:r>
+      <w:r>
+        <w:rPr>
+          <w:rStyle w:val="StringTok"/>
+        </w:rPr>
+        <w:t xml:space="preserve">"History of visiting Wuhan"</w:t>
+      </w:r>
+      <w:r>
+        <w:br/>
+      </w:r>
+      <w:r>
+        <w:rPr>
+          <w:rStyle w:val="NormalTok"/>
+        </w:rPr>
+        <w:t xml:space="preserve">    )</w:t>
+      </w:r>
+      <w:r>
+        <w:br/>
+      </w:r>
+      <w:r>
+        <w:rPr>
+          <w:rStyle w:val="NormalTok"/>
+        </w:rPr>
+        <w:t xml:space="preserve">  ) </w:t>
+      </w:r>
+      <w:r>
+        <w:rPr>
+          <w:rStyle w:val="SpecialCharTok"/>
+        </w:rPr>
+        <w:t xml:space="preserve">%&gt;%</w:t>
+      </w:r>
+      <w:r>
+        <w:br/>
+      </w:r>
+      <w:r>
+        <w:rPr>
+          <w:rStyle w:val="NormalTok"/>
+        </w:rPr>
+        <w:t xml:space="preserve">  </w:t>
+      </w:r>
+      <w:r>
+        <w:rPr>
+          <w:rStyle w:val="FunctionTok"/>
+        </w:rPr>
+        <w:t xml:space="preserve">add_p</w:t>
+      </w:r>
+      <w:r>
+        <w:rPr>
+          <w:rStyle w:val="NormalTok"/>
+        </w:rPr>
+        <w:t xml:space="preserve">()</w:t>
+      </w:r>
+    </w:p>
+    <w:tbl xmlns:w="http://schemas.openxmlformats.org/wordprocessingml/2006/main" xmlns:wp="http://schemas.openxmlformats.org/drawingml/2006/wordprocessingDrawing" xmlns:r="http://schemas.openxmlformats.org/officeDocument/2006/relationships" xmlns:w14="http://schemas.microsoft.com/office/word/2010/wordml">
+      <w:tblPr>
+        <w:tblCellMar>
+          <w:top w:w="0" w:type="dxa"/>
+          <w:bottom w:w="0" w:type="dxa"/>
+          <w:start w:w="60" w:type="dxa"/>
+          <w:end w:w="60" w:type="dxa"/>
+        </w:tblCellMar>
+        <w:tblW w:type="auto" w:w="0"/>
+        <w:tblLook w:firstRow="0" w:lastRow="0" w:firstColumn="0" w:lastColumn="0" w:noHBand="0" w:noVBand="0"/>
+        <w:jc w:val="center"/>
+      </w:tblPr>
+      <w:tr>
+        <w:trPr>
+          <w:cantSplit/>
+          <w:tblHeader/>
+        </w:trPr>
+        <w:tc>
+          <w:tcPr>
+            <w:tcBorders>
+              <w:top w:val="single" w:sz="16" w:space="0" w:color="D3D3D3"/>
+              <w:bottom w:val="single" w:sz="16" w:space="0" w:color="D3D3D3"/>
+              <w:start w:val="single" w:space="0" w:color="D3D3D3"/>
+            </w:tcBorders>
+          </w:tcPr>
+          <w:p>
+            <w:pPr>
+              <w:spacing w:before="0" w:after="60"/>
+              <w:keepNext/>
+              <w:jc w:val="start"/>
+            </w:pPr>
+            <w:r>
+              <w:rPr>
+                <w:b w:val="true"/>
+                <w:rFonts w:ascii="Calibri" w:hAnsi="Calibri"/>
+                <w:sz w:val="20"/>
+              </w:rPr>
+              <w:t xml:space="preserve">Characteristic</w:t>
+            </w:r>
+          </w:p>
+        </w:tc>
+        <w:tc>
+          <w:tcPr>
+            <w:tcBorders>
+              <w:top w:val="single" w:sz="16" w:space="0" w:color="D3D3D3"/>
+              <w:bottom w:val="single" w:sz="16" w:space="0" w:color="D3D3D3"/>
+            </w:tcBorders>
+          </w:tcPr>
+          <w:p>
+            <w:pPr>
+              <w:spacing w:before="0" w:after="60"/>
+              <w:keepNext/>
+              <w:jc w:val="center"/>
+            </w:pPr>
+            <w:r>
+              <w:rPr>
+                <w:b w:val="true"/>
+                <w:rFonts w:ascii="Calibri" w:hAnsi="Calibri"/>
+                <w:sz w:val="20"/>
+              </w:rPr>
+              <w:t xml:space="preserve">N = 1,599</w:t>
+            </w:r>
+            <w:r>
+              <w:rPr>
+                <w:vertAlign w:val="superscript"/>
+                <w:i/>
+                <w:rFonts w:ascii="Calibri" w:hAnsi="Calibri"/>
+                <w:sz w:val="20"/>
+              </w:rPr>
+              <w:t xml:space="default">1</w:t>
+            </w:r>
+          </w:p>
+        </w:tc>
+        <w:tc>
+          <w:tcPr>
+            <w:tcBorders>
+              <w:top w:val="single" w:sz="16" w:space="0" w:color="D3D3D3"/>
+              <w:bottom w:val="single" w:sz="16" w:space="0" w:color="D3D3D3"/>
+              <w:end w:val="single" w:space="0" w:color="D3D3D3"/>
+            </w:tcBorders>
+          </w:tcPr>
+          <w:p>
+            <w:pPr>
+              <w:spacing w:before="0" w:after="60"/>
+              <w:keepNext/>
+              <w:jc w:val="center"/>
+            </w:pPr>
+            <w:r>
+              <w:rPr>
+                <w:b w:val="true"/>
+                <w:rFonts w:ascii="Calibri" w:hAnsi="Calibri"/>
+                <w:sz w:val="20"/>
+              </w:rPr>
+              <w:t xml:space="preserve">p-value</w:t>
+            </w:r>
+            <w:r>
+              <w:rPr>
+                <w:vertAlign w:val="superscript"/>
+                <w:i/>
+                <w:rFonts w:ascii="Calibri" w:hAnsi="Calibri"/>
+                <w:sz w:val="20"/>
+              </w:rPr>
+              <w:t xml:space="default">2</w:t>
+            </w:r>
+          </w:p>
+        </w:tc>
+      </w:tr>
+      <w:tr>
+        <w:trPr>
+          <w:cantSplit/>
+        </w:trPr>
+        <w:tc>
+          <w:tcPr>
+            <w:tcBorders>
+              <w:top w:val="single" w:space="0" w:color="D3D3D3"/>
+              <w:bottom w:val="single" w:space="0" w:color="D3D3D3"/>
+              <w:start w:val="single" w:space="0" w:color="D3D3D3"/>
+              <w:end w:val="single" w:space="0" w:color="D3D3D3"/>
+            </w:tcBorders>
+          </w:tcPr>
+          <w:p>
+            <w:pPr>
+              <w:spacing w:before="0" w:after="60"/>
+              <w:keepNext/>
+              <w:jc w:val="start"/>
+            </w:pPr>
+            <w:r>
+              <w:rPr>
+                <w:rFonts w:ascii="Calibri" w:hAnsi="Calibri"/>
+                <w:sz w:val="20"/>
+              </w:rPr>
+              <w:t xml:space="default">Gender</w:t>
+            </w:r>
+          </w:p>
+        </w:tc>
+        <w:tc>
+          <w:tcPr>
+            <w:tcBorders>
+              <w:top w:val="single" w:space="0" w:color="D3D3D3"/>
+              <w:bottom w:val="single" w:space="0" w:color="D3D3D3"/>
+              <w:start w:val="single" w:space="0" w:color="D3D3D3"/>
+              <w:end w:val="single" w:space="0" w:color="D3D3D3"/>
+            </w:tcBorders>
+          </w:tcPr>
+          <w:p>
+            <w:pPr>
+              <w:spacing w:before="0" w:after="60"/>
+              <w:keepNext/>
+              <w:jc w:val="center"/>
+            </w:pPr>
+            <w:r>
+              <w:rPr>
+                <w:rFonts w:ascii="Calibri" w:hAnsi="Calibri"/>
+                <w:sz w:val="20"/>
+              </w:rPr>
+              <w:t xml:space="default"/>
+            </w:r>
+          </w:p>
+        </w:tc>
+        <w:tc>
+          <w:tcPr>
+            <w:tcBorders>
+              <w:top w:val="single" w:space="0" w:color="D3D3D3"/>
+              <w:bottom w:val="single" w:space="0" w:color="D3D3D3"/>
+              <w:start w:val="single" w:space="0" w:color="D3D3D3"/>
+              <w:end w:val="single" w:space="0" w:color="D3D3D3"/>
+            </w:tcBorders>
+          </w:tcPr>
+          <w:p>
+            <w:pPr>
+              <w:spacing w:before="0" w:after="60"/>
+              <w:keepNext/>
+              <w:jc w:val="center"/>
+            </w:pPr>
+            <w:r>
+              <w:rPr>
+                <w:rFonts w:ascii="Calibri" w:hAnsi="Calibri"/>
+                <w:sz w:val="20"/>
+              </w:rPr>
+              <w:t xml:space="default">&gt;0.9</w:t>
+            </w:r>
+          </w:p>
+        </w:tc>
+      </w:tr>
+      <w:tr>
+        <w:trPr>
+          <w:cantSplit/>
+        </w:trPr>
+        <w:tc>
+          <w:tcPr>
+            <w:tcBorders>
+              <w:top w:val="single" w:space="0" w:color="D3D3D3"/>
+              <w:bottom w:val="single" w:space="0" w:color="D3D3D3"/>
+              <w:start w:val="single" w:space="0" w:color="D3D3D3"/>
+              <w:end w:val="single" w:space="0" w:color="D3D3D3"/>
+            </w:tcBorders>
+          </w:tcPr>
+          <w:p>
+            <w:pPr>
+              <w:spacing w:before="0" w:after="60"/>
+              <w:keepNext/>
+              <w:jc w:val="start"/>
+            </w:pPr>
+            <w:r>
+              <w:rPr>
+                <w:rFonts w:ascii="Calibri" w:hAnsi="Calibri"/>
+                <w:sz w:val="20"/>
+              </w:rPr>
+              <w:t xml:space="default">    Female</w:t>
+            </w:r>
+          </w:p>
+        </w:tc>
+        <w:tc>
+          <w:tcPr>
+            <w:tcBorders>
+              <w:top w:val="single" w:space="0" w:color="D3D3D3"/>
+              <w:bottom w:val="single" w:space="0" w:color="D3D3D3"/>
+              <w:start w:val="single" w:space="0" w:color="D3D3D3"/>
+              <w:end w:val="single" w:space="0" w:color="D3D3D3"/>
+            </w:tcBorders>
+          </w:tcPr>
+          <w:p>
+            <w:pPr>
+              <w:spacing w:before="0" w:after="60"/>
+              <w:keepNext/>
+              <w:jc w:val="center"/>
+            </w:pPr>
+            <w:r>
+              <w:rPr>
+                <w:rFonts w:ascii="Calibri" w:hAnsi="Calibri"/>
+                <w:sz w:val="20"/>
+              </w:rPr>
+              <w:t xml:space="default">8 (7)</w:t>
+            </w:r>
+          </w:p>
+        </w:tc>
+        <w:tc>
+          <w:tcPr>
+            <w:tcBorders>
+              <w:top w:val="single" w:space="0" w:color="D3D3D3"/>
+              <w:bottom w:val="single" w:space="0" w:color="D3D3D3"/>
+              <w:start w:val="single" w:space="0" w:color="D3D3D3"/>
+              <w:end w:val="single" w:space="0" w:color="D3D3D3"/>
+            </w:tcBorders>
+          </w:tcPr>
+          <w:p>
+            <w:pPr>
+              <w:spacing w:before="0" w:after="60"/>
+              <w:keepNext/>
+              <w:jc w:val="center"/>
+            </w:pPr>
+            <w:r>
+              <w:rPr>
+                <w:rFonts w:ascii="Calibri" w:hAnsi="Calibri"/>
+                <w:sz w:val="20"/>
+              </w:rPr>
+              <w:t xml:space="default"/>
+            </w:r>
+          </w:p>
+        </w:tc>
+      </w:tr>
+      <w:tr>
+        <w:trPr>
+          <w:cantSplit/>
+        </w:trPr>
+        <w:tc>
+          <w:tcPr>
+            <w:tcBorders>
+              <w:top w:val="single" w:space="0" w:color="D3D3D3"/>
+              <w:bottom w:val="single" w:space="0" w:color="D3D3D3"/>
+              <w:start w:val="single" w:space="0" w:color="D3D3D3"/>
+              <w:end w:val="single" w:space="0" w:color="D3D3D3"/>
+            </w:tcBorders>
+          </w:tcPr>
+          <w:p>
+            <w:pPr>
+              <w:spacing w:before="0" w:after="60"/>
+              <w:keepNext/>
+              <w:jc w:val="start"/>
+            </w:pPr>
+            <w:r>
+              <w:rPr>
+                <w:rFonts w:ascii="Calibri" w:hAnsi="Calibri"/>
+                <w:sz w:val="20"/>
+              </w:rPr>
+              <w:t xml:space="default">    Male</w:t>
+            </w:r>
+          </w:p>
+        </w:tc>
+        <w:tc>
+          <w:tcPr>
+            <w:tcBorders>
+              <w:top w:val="single" w:space="0" w:color="D3D3D3"/>
+              <w:bottom w:val="single" w:space="0" w:color="D3D3D3"/>
+              <w:start w:val="single" w:space="0" w:color="D3D3D3"/>
+              <w:end w:val="single" w:space="0" w:color="D3D3D3"/>
+            </w:tcBorders>
+          </w:tcPr>
+          <w:p>
+            <w:pPr>
+              <w:spacing w:before="0" w:after="60"/>
+              <w:keepNext/>
+              <w:jc w:val="center"/>
+            </w:pPr>
+            <w:r>
+              <w:rPr>
+                <w:rFonts w:ascii="Calibri" w:hAnsi="Calibri"/>
+                <w:sz w:val="20"/>
+              </w:rPr>
+              <w:t xml:space="default">8 (8)</w:t>
+            </w:r>
+          </w:p>
+        </w:tc>
+        <w:tc>
+          <w:tcPr>
+            <w:tcBorders>
+              <w:top w:val="single" w:space="0" w:color="D3D3D3"/>
+              <w:bottom w:val="single" w:space="0" w:color="D3D3D3"/>
+              <w:start w:val="single" w:space="0" w:color="D3D3D3"/>
+              <w:end w:val="single" w:space="0" w:color="D3D3D3"/>
+            </w:tcBorders>
+          </w:tcPr>
+          <w:p>
+            <w:pPr>
+              <w:spacing w:before="0" w:after="60"/>
+              <w:keepNext/>
+              <w:jc w:val="center"/>
+            </w:pPr>
+            <w:r>
+              <w:rPr>
+                <w:rFonts w:ascii="Calibri" w:hAnsi="Calibri"/>
+                <w:sz w:val="20"/>
+              </w:rPr>
+              <w:t xml:space="default"/>
+            </w:r>
+          </w:p>
+        </w:tc>
+      </w:tr>
+      <w:tr>
+        <w:trPr>
+          <w:cantSplit/>
+        </w:trPr>
+        <w:tc>
+          <w:tcPr>
+            <w:tcBorders>
+              <w:top w:val="single" w:space="0" w:color="D3D3D3"/>
+              <w:bottom w:val="single" w:space="0" w:color="D3D3D3"/>
+              <w:start w:val="single" w:space="0" w:color="D3D3D3"/>
+              <w:end w:val="single" w:space="0" w:color="D3D3D3"/>
+            </w:tcBorders>
+          </w:tcPr>
+          <w:p>
+            <w:pPr>
+              <w:spacing w:before="0" w:after="60"/>
+              <w:keepNext/>
+              <w:jc w:val="start"/>
+            </w:pPr>
+            <w:r>
+              <w:rPr>
+                <w:rFonts w:ascii="Calibri" w:hAnsi="Calibri"/>
+                <w:sz w:val="20"/>
+              </w:rPr>
+              <w:t xml:space="default">Age category</w:t>
+            </w:r>
+          </w:p>
+        </w:tc>
+        <w:tc>
+          <w:tcPr>
+            <w:tcBorders>
+              <w:top w:val="single" w:space="0" w:color="D3D3D3"/>
+              <w:bottom w:val="single" w:space="0" w:color="D3D3D3"/>
+              <w:start w:val="single" w:space="0" w:color="D3D3D3"/>
+              <w:end w:val="single" w:space="0" w:color="D3D3D3"/>
+            </w:tcBorders>
+          </w:tcPr>
+          <w:p>
+            <w:pPr>
+              <w:spacing w:before="0" w:after="60"/>
+              <w:keepNext/>
+              <w:jc w:val="center"/>
+            </w:pPr>
+            <w:r>
+              <w:rPr>
+                <w:rFonts w:ascii="Calibri" w:hAnsi="Calibri"/>
+                <w:sz w:val="20"/>
+              </w:rPr>
+              <w:t xml:space="default"/>
+            </w:r>
+          </w:p>
+        </w:tc>
+        <w:tc>
+          <w:tcPr>
+            <w:tcBorders>
+              <w:top w:val="single" w:space="0" w:color="D3D3D3"/>
+              <w:bottom w:val="single" w:space="0" w:color="D3D3D3"/>
+              <w:start w:val="single" w:space="0" w:color="D3D3D3"/>
+              <w:end w:val="single" w:space="0" w:color="D3D3D3"/>
+            </w:tcBorders>
+          </w:tcPr>
+          <w:p>
+            <w:pPr>
+              <w:spacing w:before="0" w:after="60"/>
+              <w:keepNext/>
+              <w:jc w:val="center"/>
+            </w:pPr>
+            <w:r>
+              <w:rPr>
+                <w:rFonts w:ascii="Calibri" w:hAnsi="Calibri"/>
+                <w:sz w:val="20"/>
+              </w:rPr>
+              <w:t xml:space="default">&lt;0.001</w:t>
+            </w:r>
+          </w:p>
+        </w:tc>
+      </w:tr>
+      <w:tr>
+        <w:trPr>
+          <w:cantSplit/>
+        </w:trPr>
+        <w:tc>
+          <w:tcPr>
+            <w:tcBorders>
+              <w:top w:val="single" w:space="0" w:color="D3D3D3"/>
+              <w:bottom w:val="single" w:space="0" w:color="D3D3D3"/>
+              <w:start w:val="single" w:space="0" w:color="D3D3D3"/>
+              <w:end w:val="single" w:space="0" w:color="D3D3D3"/>
+            </w:tcBorders>
+          </w:tcPr>
+          <w:p>
+            <w:pPr>
+              <w:spacing w:before="0" w:after="60"/>
+              <w:keepNext/>
+              <w:jc w:val="start"/>
+            </w:pPr>
+            <w:r>
+              <w:rPr>
+                <w:rFonts w:ascii="Calibri" w:hAnsi="Calibri"/>
+                <w:sz w:val="20"/>
+              </w:rPr>
+              <w:t xml:space="default">    18-30</w:t>
+            </w:r>
+          </w:p>
+        </w:tc>
+        <w:tc>
+          <w:tcPr>
+            <w:tcBorders>
+              <w:top w:val="single" w:space="0" w:color="D3D3D3"/>
+              <w:bottom w:val="single" w:space="0" w:color="D3D3D3"/>
+              <w:start w:val="single" w:space="0" w:color="D3D3D3"/>
+              <w:end w:val="single" w:space="0" w:color="D3D3D3"/>
+            </w:tcBorders>
+          </w:tcPr>
+          <w:p>
+            <w:pPr>
+              <w:spacing w:before="0" w:after="60"/>
+              <w:keepNext/>
+              <w:jc w:val="center"/>
+            </w:pPr>
+            <w:r>
+              <w:rPr>
+                <w:rFonts w:ascii="Calibri" w:hAnsi="Calibri"/>
+                <w:sz w:val="20"/>
+              </w:rPr>
+              <w:t xml:space="default">11 (9)</w:t>
+            </w:r>
+          </w:p>
+        </w:tc>
+        <w:tc>
+          <w:tcPr>
+            <w:tcBorders>
+              <w:top w:val="single" w:space="0" w:color="D3D3D3"/>
+              <w:bottom w:val="single" w:space="0" w:color="D3D3D3"/>
+              <w:start w:val="single" w:space="0" w:color="D3D3D3"/>
+              <w:end w:val="single" w:space="0" w:color="D3D3D3"/>
+            </w:tcBorders>
+          </w:tcPr>
+          <w:p>
+            <w:pPr>
+              <w:spacing w:before="0" w:after="60"/>
+              <w:keepNext/>
+              <w:jc w:val="center"/>
+            </w:pPr>
+            <w:r>
+              <w:rPr>
+                <w:rFonts w:ascii="Calibri" w:hAnsi="Calibri"/>
+                <w:sz w:val="20"/>
+              </w:rPr>
+              <w:t xml:space="default"/>
+            </w:r>
+          </w:p>
+        </w:tc>
+      </w:tr>
+      <w:tr>
+        <w:trPr>
+          <w:cantSplit/>
+        </w:trPr>
+        <w:tc>
+          <w:tcPr>
+            <w:tcBorders>
+              <w:top w:val="single" w:space="0" w:color="D3D3D3"/>
+              <w:bottom w:val="single" w:space="0" w:color="D3D3D3"/>
+              <w:start w:val="single" w:space="0" w:color="D3D3D3"/>
+              <w:end w:val="single" w:space="0" w:color="D3D3D3"/>
+            </w:tcBorders>
+          </w:tcPr>
+          <w:p>
+            <w:pPr>
+              <w:spacing w:before="0" w:after="60"/>
+              <w:keepNext/>
+              <w:jc w:val="start"/>
+            </w:pPr>
+            <w:r>
+              <w:rPr>
+                <w:rFonts w:ascii="Calibri" w:hAnsi="Calibri"/>
+                <w:sz w:val="20"/>
+              </w:rPr>
+              <w:t xml:space="default">    31-40</w:t>
+            </w:r>
+          </w:p>
+        </w:tc>
+        <w:tc>
+          <w:tcPr>
+            <w:tcBorders>
+              <w:top w:val="single" w:space="0" w:color="D3D3D3"/>
+              <w:bottom w:val="single" w:space="0" w:color="D3D3D3"/>
+              <w:start w:val="single" w:space="0" w:color="D3D3D3"/>
+              <w:end w:val="single" w:space="0" w:color="D3D3D3"/>
+            </w:tcBorders>
+          </w:tcPr>
+          <w:p>
+            <w:pPr>
+              <w:spacing w:before="0" w:after="60"/>
+              <w:keepNext/>
+              <w:jc w:val="center"/>
+            </w:pPr>
+            <w:r>
+              <w:rPr>
+                <w:rFonts w:ascii="Calibri" w:hAnsi="Calibri"/>
+                <w:sz w:val="20"/>
+              </w:rPr>
+              <w:t xml:space="default">5 (5)</w:t>
+            </w:r>
+          </w:p>
+        </w:tc>
+        <w:tc>
+          <w:tcPr>
+            <w:tcBorders>
+              <w:top w:val="single" w:space="0" w:color="D3D3D3"/>
+              <w:bottom w:val="single" w:space="0" w:color="D3D3D3"/>
+              <w:start w:val="single" w:space="0" w:color="D3D3D3"/>
+              <w:end w:val="single" w:space="0" w:color="D3D3D3"/>
+            </w:tcBorders>
+          </w:tcPr>
+          <w:p>
+            <w:pPr>
+              <w:spacing w:before="0" w:after="60"/>
+              <w:keepNext/>
+              <w:jc w:val="center"/>
+            </w:pPr>
+            <w:r>
+              <w:rPr>
+                <w:rFonts w:ascii="Calibri" w:hAnsi="Calibri"/>
+                <w:sz w:val="20"/>
+              </w:rPr>
+              <w:t xml:space="default"/>
+            </w:r>
+          </w:p>
+        </w:tc>
+      </w:tr>
+      <w:tr>
+        <w:trPr>
+          <w:cantSplit/>
+        </w:trPr>
+        <w:tc>
+          <w:tcPr>
+            <w:tcBorders>
+              <w:top w:val="single" w:space="0" w:color="D3D3D3"/>
+              <w:bottom w:val="single" w:space="0" w:color="D3D3D3"/>
+              <w:start w:val="single" w:space="0" w:color="D3D3D3"/>
+              <w:end w:val="single" w:space="0" w:color="D3D3D3"/>
+            </w:tcBorders>
+          </w:tcPr>
+          <w:p>
+            <w:pPr>
+              <w:spacing w:before="0" w:after="60"/>
+              <w:keepNext/>
+              <w:jc w:val="start"/>
+            </w:pPr>
+            <w:r>
+              <w:rPr>
+                <w:rFonts w:ascii="Calibri" w:hAnsi="Calibri"/>
+                <w:sz w:val="20"/>
+              </w:rPr>
+              <w:t xml:space="default">    41-50</w:t>
+            </w:r>
+          </w:p>
+        </w:tc>
+        <w:tc>
+          <w:tcPr>
+            <w:tcBorders>
+              <w:top w:val="single" w:space="0" w:color="D3D3D3"/>
+              <w:bottom w:val="single" w:space="0" w:color="D3D3D3"/>
+              <w:start w:val="single" w:space="0" w:color="D3D3D3"/>
+              <w:end w:val="single" w:space="0" w:color="D3D3D3"/>
+            </w:tcBorders>
+          </w:tcPr>
+          <w:p>
+            <w:pPr>
+              <w:spacing w:before="0" w:after="60"/>
+              <w:keepNext/>
+              <w:jc w:val="center"/>
+            </w:pPr>
+            <w:r>
+              <w:rPr>
+                <w:rFonts w:ascii="Calibri" w:hAnsi="Calibri"/>
+                <w:sz w:val="20"/>
+              </w:rPr>
+              <w:t xml:space="default">5 (5)</w:t>
+            </w:r>
+          </w:p>
+        </w:tc>
+        <w:tc>
+          <w:tcPr>
+            <w:tcBorders>
+              <w:top w:val="single" w:space="0" w:color="D3D3D3"/>
+              <w:bottom w:val="single" w:space="0" w:color="D3D3D3"/>
+              <w:start w:val="single" w:space="0" w:color="D3D3D3"/>
+              <w:end w:val="single" w:space="0" w:color="D3D3D3"/>
+            </w:tcBorders>
+          </w:tcPr>
+          <w:p>
+            <w:pPr>
+              <w:spacing w:before="0" w:after="60"/>
+              <w:keepNext/>
+              <w:jc w:val="center"/>
+            </w:pPr>
+            <w:r>
+              <w:rPr>
+                <w:rFonts w:ascii="Calibri" w:hAnsi="Calibri"/>
+                <w:sz w:val="20"/>
+              </w:rPr>
+              <w:t xml:space="default"/>
+            </w:r>
+          </w:p>
+        </w:tc>
+      </w:tr>
+      <w:tr>
+        <w:trPr>
+          <w:cantSplit/>
+        </w:trPr>
+        <w:tc>
+          <w:tcPr>
+            <w:tcBorders>
+              <w:top w:val="single" w:space="0" w:color="D3D3D3"/>
+              <w:bottom w:val="single" w:space="0" w:color="D3D3D3"/>
+              <w:start w:val="single" w:space="0" w:color="D3D3D3"/>
+              <w:end w:val="single" w:space="0" w:color="D3D3D3"/>
+            </w:tcBorders>
+          </w:tcPr>
+          <w:p>
+            <w:pPr>
+              <w:spacing w:before="0" w:after="60"/>
+              <w:keepNext/>
+              <w:jc w:val="start"/>
+            </w:pPr>
+            <w:r>
+              <w:rPr>
+                <w:rFonts w:ascii="Calibri" w:hAnsi="Calibri"/>
+                <w:sz w:val="20"/>
+              </w:rPr>
+              <w:t xml:space="default">    &gt;50</w:t>
+            </w:r>
+          </w:p>
+        </w:tc>
+        <w:tc>
+          <w:tcPr>
+            <w:tcBorders>
+              <w:top w:val="single" w:space="0" w:color="D3D3D3"/>
+              <w:bottom w:val="single" w:space="0" w:color="D3D3D3"/>
+              <w:start w:val="single" w:space="0" w:color="D3D3D3"/>
+              <w:end w:val="single" w:space="0" w:color="D3D3D3"/>
+            </w:tcBorders>
+          </w:tcPr>
+          <w:p>
+            <w:pPr>
+              <w:spacing w:before="0" w:after="60"/>
+              <w:keepNext/>
+              <w:jc w:val="center"/>
+            </w:pPr>
+            <w:r>
+              <w:rPr>
+                <w:rFonts w:ascii="Calibri" w:hAnsi="Calibri"/>
+                <w:sz w:val="20"/>
+              </w:rPr>
+              <w:t xml:space="default">4 (5)</w:t>
+            </w:r>
+          </w:p>
+        </w:tc>
+        <w:tc>
+          <w:tcPr>
+            <w:tcBorders>
+              <w:top w:val="single" w:space="0" w:color="D3D3D3"/>
+              <w:bottom w:val="single" w:space="0" w:color="D3D3D3"/>
+              <w:start w:val="single" w:space="0" w:color="D3D3D3"/>
+              <w:end w:val="single" w:space="0" w:color="D3D3D3"/>
+            </w:tcBorders>
+          </w:tcPr>
+          <w:p>
+            <w:pPr>
+              <w:spacing w:before="0" w:after="60"/>
+              <w:keepNext/>
+              <w:jc w:val="center"/>
+            </w:pPr>
+            <w:r>
+              <w:rPr>
+                <w:rFonts w:ascii="Calibri" w:hAnsi="Calibri"/>
+                <w:sz w:val="20"/>
+              </w:rPr>
+              <w:t xml:space="default"/>
+            </w:r>
+          </w:p>
+        </w:tc>
+      </w:tr>
+      <w:tr>
+        <w:trPr>
+          <w:cantSplit/>
+        </w:trPr>
+        <w:tc>
+          <w:tcPr>
+            <w:tcBorders>
+              <w:top w:val="single" w:space="0" w:color="D3D3D3"/>
+              <w:bottom w:val="single" w:space="0" w:color="D3D3D3"/>
+              <w:start w:val="single" w:space="0" w:color="D3D3D3"/>
+              <w:end w:val="single" w:space="0" w:color="D3D3D3"/>
+            </w:tcBorders>
+          </w:tcPr>
+          <w:p>
+            <w:pPr>
+              <w:spacing w:before="0" w:after="60"/>
+              <w:keepNext/>
+              <w:jc w:val="start"/>
+            </w:pPr>
+            <w:r>
+              <w:rPr>
+                <w:rFonts w:ascii="Calibri" w:hAnsi="Calibri"/>
+                <w:sz w:val="20"/>
+              </w:rPr>
+              <w:t xml:space="default">Marriage</w:t>
+            </w:r>
+          </w:p>
+        </w:tc>
+        <w:tc>
+          <w:tcPr>
+            <w:tcBorders>
+              <w:top w:val="single" w:space="0" w:color="D3D3D3"/>
+              <w:bottom w:val="single" w:space="0" w:color="D3D3D3"/>
+              <w:start w:val="single" w:space="0" w:color="D3D3D3"/>
+              <w:end w:val="single" w:space="0" w:color="D3D3D3"/>
+            </w:tcBorders>
+          </w:tcPr>
+          <w:p>
+            <w:pPr>
+              <w:spacing w:before="0" w:after="60"/>
+              <w:keepNext/>
+              <w:jc w:val="center"/>
+            </w:pPr>
+            <w:r>
+              <w:rPr>
+                <w:rFonts w:ascii="Calibri" w:hAnsi="Calibri"/>
+                <w:sz w:val="20"/>
+              </w:rPr>
+              <w:t xml:space="default"/>
+            </w:r>
+          </w:p>
+        </w:tc>
+        <w:tc>
+          <w:tcPr>
+            <w:tcBorders>
+              <w:top w:val="single" w:space="0" w:color="D3D3D3"/>
+              <w:bottom w:val="single" w:space="0" w:color="D3D3D3"/>
+              <w:start w:val="single" w:space="0" w:color="D3D3D3"/>
+              <w:end w:val="single" w:space="0" w:color="D3D3D3"/>
+            </w:tcBorders>
+          </w:tcPr>
+          <w:p>
+            <w:pPr>
+              <w:spacing w:before="0" w:after="60"/>
+              <w:keepNext/>
+              <w:jc w:val="center"/>
+            </w:pPr>
+            <w:r>
+              <w:rPr>
+                <w:rFonts w:ascii="Calibri" w:hAnsi="Calibri"/>
+                <w:sz w:val="20"/>
+              </w:rPr>
+              <w:t xml:space="default">&lt;0.001</w:t>
+            </w:r>
+          </w:p>
+        </w:tc>
+      </w:tr>
+      <w:tr>
+        <w:trPr>
+          <w:cantSplit/>
+        </w:trPr>
+        <w:tc>
+          <w:tcPr>
+            <w:tcBorders>
+              <w:top w:val="single" w:space="0" w:color="D3D3D3"/>
+              <w:bottom w:val="single" w:space="0" w:color="D3D3D3"/>
+              <w:start w:val="single" w:space="0" w:color="D3D3D3"/>
+              <w:end w:val="single" w:space="0" w:color="D3D3D3"/>
+            </w:tcBorders>
+          </w:tcPr>
+          <w:p>
+            <w:pPr>
+              <w:spacing w:before="0" w:after="60"/>
+              <w:keepNext/>
+              <w:jc w:val="start"/>
+            </w:pPr>
+            <w:r>
+              <w:rPr>
+                <w:rFonts w:ascii="Calibri" w:hAnsi="Calibri"/>
+                <w:sz w:val="20"/>
+              </w:rPr>
+              <w:t xml:space="default">    unmarried</w:t>
+            </w:r>
+          </w:p>
+        </w:tc>
+        <w:tc>
+          <w:tcPr>
+            <w:tcBorders>
+              <w:top w:val="single" w:space="0" w:color="D3D3D3"/>
+              <w:bottom w:val="single" w:space="0" w:color="D3D3D3"/>
+              <w:start w:val="single" w:space="0" w:color="D3D3D3"/>
+              <w:end w:val="single" w:space="0" w:color="D3D3D3"/>
+            </w:tcBorders>
+          </w:tcPr>
+          <w:p>
+            <w:pPr>
+              <w:spacing w:before="0" w:after="60"/>
+              <w:keepNext/>
+              <w:jc w:val="center"/>
+            </w:pPr>
+            <w:r>
+              <w:rPr>
+                <w:rFonts w:ascii="Calibri" w:hAnsi="Calibri"/>
+                <w:sz w:val="20"/>
+              </w:rPr>
+              <w:t xml:space="default">11 (9)</w:t>
+            </w:r>
+          </w:p>
+        </w:tc>
+        <w:tc>
+          <w:tcPr>
+            <w:tcBorders>
+              <w:top w:val="single" w:space="0" w:color="D3D3D3"/>
+              <w:bottom w:val="single" w:space="0" w:color="D3D3D3"/>
+              <w:start w:val="single" w:space="0" w:color="D3D3D3"/>
+              <w:end w:val="single" w:space="0" w:color="D3D3D3"/>
+            </w:tcBorders>
+          </w:tcPr>
+          <w:p>
+            <w:pPr>
+              <w:spacing w:before="0" w:after="60"/>
+              <w:keepNext/>
+              <w:jc w:val="center"/>
+            </w:pPr>
+            <w:r>
+              <w:rPr>
+                <w:rFonts w:ascii="Calibri" w:hAnsi="Calibri"/>
+                <w:sz w:val="20"/>
+              </w:rPr>
+              <w:t xml:space="default"/>
+            </w:r>
+          </w:p>
+        </w:tc>
+      </w:tr>
+      <w:tr>
+        <w:trPr>
+          <w:cantSplit/>
+        </w:trPr>
+        <w:tc>
+          <w:tcPr>
+            <w:tcBorders>
+              <w:top w:val="single" w:space="0" w:color="D3D3D3"/>
+              <w:bottom w:val="single" w:space="0" w:color="D3D3D3"/>
+              <w:start w:val="single" w:space="0" w:color="D3D3D3"/>
+              <w:end w:val="single" w:space="0" w:color="D3D3D3"/>
+            </w:tcBorders>
+          </w:tcPr>
+          <w:p>
+            <w:pPr>
+              <w:spacing w:before="0" w:after="60"/>
+              <w:keepNext/>
+              <w:jc w:val="start"/>
+            </w:pPr>
+            <w:r>
+              <w:rPr>
+                <w:rFonts w:ascii="Calibri" w:hAnsi="Calibri"/>
+                <w:sz w:val="20"/>
+              </w:rPr>
+              <w:t xml:space="default">    married</w:t>
+            </w:r>
+          </w:p>
+        </w:tc>
+        <w:tc>
+          <w:tcPr>
+            <w:tcBorders>
+              <w:top w:val="single" w:space="0" w:color="D3D3D3"/>
+              <w:bottom w:val="single" w:space="0" w:color="D3D3D3"/>
+              <w:start w:val="single" w:space="0" w:color="D3D3D3"/>
+              <w:end w:val="single" w:space="0" w:color="D3D3D3"/>
+            </w:tcBorders>
+          </w:tcPr>
+          <w:p>
+            <w:pPr>
+              <w:spacing w:before="0" w:after="60"/>
+              <w:keepNext/>
+              <w:jc w:val="center"/>
+            </w:pPr>
+            <w:r>
+              <w:rPr>
+                <w:rFonts w:ascii="Calibri" w:hAnsi="Calibri"/>
+                <w:sz w:val="20"/>
+              </w:rPr>
+              <w:t xml:space="default">5 (5)</w:t>
+            </w:r>
+          </w:p>
+        </w:tc>
+        <w:tc>
+          <w:tcPr>
+            <w:tcBorders>
+              <w:top w:val="single" w:space="0" w:color="D3D3D3"/>
+              <w:bottom w:val="single" w:space="0" w:color="D3D3D3"/>
+              <w:start w:val="single" w:space="0" w:color="D3D3D3"/>
+              <w:end w:val="single" w:space="0" w:color="D3D3D3"/>
+            </w:tcBorders>
+          </w:tcPr>
+          <w:p>
+            <w:pPr>
+              <w:spacing w:before="0" w:after="60"/>
+              <w:keepNext/>
+              <w:jc w:val="center"/>
+            </w:pPr>
+            <w:r>
+              <w:rPr>
+                <w:rFonts w:ascii="Calibri" w:hAnsi="Calibri"/>
+                <w:sz w:val="20"/>
+              </w:rPr>
+              <w:t xml:space="default"/>
+            </w:r>
+          </w:p>
+        </w:tc>
+      </w:tr>
+      <w:tr>
+        <w:trPr>
+          <w:cantSplit/>
+        </w:trPr>
+        <w:tc>
+          <w:tcPr>
+            <w:tcBorders>
+              <w:top w:val="single" w:space="0" w:color="D3D3D3"/>
+              <w:bottom w:val="single" w:space="0" w:color="D3D3D3"/>
+              <w:start w:val="single" w:space="0" w:color="D3D3D3"/>
+              <w:end w:val="single" w:space="0" w:color="D3D3D3"/>
+            </w:tcBorders>
+          </w:tcPr>
+          <w:p>
+            <w:pPr>
+              <w:spacing w:before="0" w:after="60"/>
+              <w:keepNext/>
+              <w:jc w:val="start"/>
+            </w:pPr>
+            <w:r>
+              <w:rPr>
+                <w:rFonts w:ascii="Calibri" w:hAnsi="Calibri"/>
+                <w:sz w:val="20"/>
+              </w:rPr>
+              <w:t xml:space="default">History of visiting Wuhan</w:t>
+            </w:r>
+          </w:p>
+        </w:tc>
+        <w:tc>
+          <w:tcPr>
+            <w:tcBorders>
+              <w:top w:val="single" w:space="0" w:color="D3D3D3"/>
+              <w:bottom w:val="single" w:space="0" w:color="D3D3D3"/>
+              <w:start w:val="single" w:space="0" w:color="D3D3D3"/>
+              <w:end w:val="single" w:space="0" w:color="D3D3D3"/>
+            </w:tcBorders>
+          </w:tcPr>
+          <w:p>
+            <w:pPr>
+              <w:spacing w:before="0" w:after="60"/>
+              <w:keepNext/>
+              <w:jc w:val="center"/>
+            </w:pPr>
+            <w:r>
+              <w:rPr>
+                <w:rFonts w:ascii="Calibri" w:hAnsi="Calibri"/>
+                <w:sz w:val="20"/>
+              </w:rPr>
+              <w:t xml:space="default"/>
+            </w:r>
+          </w:p>
+        </w:tc>
+        <w:tc>
+          <w:tcPr>
+            <w:tcBorders>
+              <w:top w:val="single" w:space="0" w:color="D3D3D3"/>
+              <w:bottom w:val="single" w:space="0" w:color="D3D3D3"/>
+              <w:start w:val="single" w:space="0" w:color="D3D3D3"/>
+              <w:end w:val="single" w:space="0" w:color="D3D3D3"/>
+            </w:tcBorders>
+          </w:tcPr>
+          <w:p>
+            <w:pPr>
+              <w:spacing w:before="0" w:after="60"/>
+              <w:keepNext/>
+              <w:jc w:val="center"/>
+            </w:pPr>
+            <w:r>
+              <w:rPr>
+                <w:rFonts w:ascii="Calibri" w:hAnsi="Calibri"/>
+                <w:sz w:val="20"/>
+              </w:rPr>
+              <w:t xml:space="default">&lt;0.001</w:t>
+            </w:r>
+          </w:p>
+        </w:tc>
+      </w:tr>
+      <w:tr>
+        <w:trPr>
+          <w:cantSplit/>
+        </w:trPr>
+        <w:tc>
+          <w:tcPr>
+            <w:tcBorders>
+              <w:top w:val="single" w:space="0" w:color="D3D3D3"/>
+              <w:bottom w:val="single" w:space="0" w:color="D3D3D3"/>
+              <w:start w:val="single" w:space="0" w:color="D3D3D3"/>
+              <w:end w:val="single" w:space="0" w:color="D3D3D3"/>
+            </w:tcBorders>
+          </w:tcPr>
+          <w:p>
+            <w:pPr>
+              <w:spacing w:before="0" w:after="60"/>
+              <w:keepNext/>
+              <w:jc w:val="start"/>
+            </w:pPr>
+            <w:r>
+              <w:rPr>
+                <w:rFonts w:ascii="Calibri" w:hAnsi="Calibri"/>
+                <w:sz w:val="20"/>
+              </w:rPr>
+              <w:t xml:space="default">    No</w:t>
+            </w:r>
+          </w:p>
+        </w:tc>
+        <w:tc>
+          <w:tcPr>
+            <w:tcBorders>
+              <w:top w:val="single" w:space="0" w:color="D3D3D3"/>
+              <w:bottom w:val="single" w:space="0" w:color="D3D3D3"/>
+              <w:start w:val="single" w:space="0" w:color="D3D3D3"/>
+              <w:end w:val="single" w:space="0" w:color="D3D3D3"/>
+            </w:tcBorders>
+          </w:tcPr>
+          <w:p>
+            <w:pPr>
+              <w:spacing w:before="0" w:after="60"/>
+              <w:keepNext/>
+              <w:jc w:val="center"/>
+            </w:pPr>
+            <w:r>
+              <w:rPr>
+                <w:rFonts w:ascii="Calibri" w:hAnsi="Calibri"/>
+                <w:sz w:val="20"/>
+              </w:rPr>
+              <w:t xml:space="default">5 (5)</w:t>
+            </w:r>
+          </w:p>
+        </w:tc>
+        <w:tc>
+          <w:tcPr>
+            <w:tcBorders>
+              <w:top w:val="single" w:space="0" w:color="D3D3D3"/>
+              <w:bottom w:val="single" w:space="0" w:color="D3D3D3"/>
+              <w:start w:val="single" w:space="0" w:color="D3D3D3"/>
+              <w:end w:val="single" w:space="0" w:color="D3D3D3"/>
+            </w:tcBorders>
+          </w:tcPr>
+          <w:p>
+            <w:pPr>
+              <w:spacing w:before="0" w:after="60"/>
+              <w:keepNext/>
+              <w:jc w:val="center"/>
+            </w:pPr>
+            <w:r>
+              <w:rPr>
+                <w:rFonts w:ascii="Calibri" w:hAnsi="Calibri"/>
+                <w:sz w:val="20"/>
+              </w:rPr>
+              <w:t xml:space="default"/>
+            </w:r>
+          </w:p>
+        </w:tc>
+      </w:tr>
+      <w:tr>
+        <w:trPr>
+          <w:cantSplit/>
+        </w:trPr>
+        <w:tc>
+          <w:tcPr>
+            <w:tcBorders>
+              <w:top w:val="single" w:space="0" w:color="D3D3D3"/>
+              <w:bottom w:val="single" w:space="0" w:color="D3D3D3"/>
+              <w:start w:val="single" w:space="0" w:color="D3D3D3"/>
+              <w:end w:val="single" w:space="0" w:color="D3D3D3"/>
+            </w:tcBorders>
+          </w:tcPr>
+          <w:p>
+            <w:pPr>
+              <w:spacing w:before="0" w:after="60"/>
+              <w:keepNext/>
+              <w:jc w:val="start"/>
+            </w:pPr>
+            <w:r>
+              <w:rPr>
+                <w:rFonts w:ascii="Calibri" w:hAnsi="Calibri"/>
+                <w:sz w:val="20"/>
+              </w:rPr>
+              <w:t xml:space="default">    Yes</w:t>
+            </w:r>
+          </w:p>
+        </w:tc>
+        <w:tc>
+          <w:tcPr>
+            <w:tcBorders>
+              <w:top w:val="single" w:space="0" w:color="D3D3D3"/>
+              <w:bottom w:val="single" w:space="0" w:color="D3D3D3"/>
+              <w:start w:val="single" w:space="0" w:color="D3D3D3"/>
+              <w:end w:val="single" w:space="0" w:color="D3D3D3"/>
+            </w:tcBorders>
+          </w:tcPr>
+          <w:p>
+            <w:pPr>
+              <w:spacing w:before="0" w:after="60"/>
+              <w:keepNext/>
+              <w:jc w:val="center"/>
+            </w:pPr>
+            <w:r>
+              <w:rPr>
+                <w:rFonts w:ascii="Calibri" w:hAnsi="Calibri"/>
+                <w:sz w:val="20"/>
+              </w:rPr>
+              <w:t xml:space="default">19 (7)</w:t>
+            </w:r>
+          </w:p>
+        </w:tc>
+        <w:tc>
+          <w:tcPr>
+            <w:tcBorders>
+              <w:top w:val="single" w:space="0" w:color="D3D3D3"/>
+              <w:bottom w:val="single" w:space="0" w:color="D3D3D3"/>
+              <w:start w:val="single" w:space="0" w:color="D3D3D3"/>
+              <w:end w:val="single" w:space="0" w:color="D3D3D3"/>
+            </w:tcBorders>
+          </w:tcPr>
+          <w:p>
+            <w:pPr>
+              <w:spacing w:before="0" w:after="60"/>
+              <w:keepNext/>
+              <w:jc w:val="center"/>
+            </w:pPr>
+            <w:r>
+              <w:rPr>
+                <w:rFonts w:ascii="Calibri" w:hAnsi="Calibri"/>
+                <w:sz w:val="20"/>
+              </w:rPr>
+              <w:t xml:space="default"/>
+            </w:r>
+          </w:p>
+        </w:tc>
+      </w:tr>
+      <w:tr>
+        <w:trPr>
+          <w:cantSplit/>
+        </w:trPr>
+        <w:tc>
+          <w:tcPr>
+            <w:gridSpan w:val="3"/>
+          </w:tcPr>
+          <w:p>
+            <w:pPr>
+              <w:spacing w:before="0" w:after="60"/>
+              <w:keepNext/>
+            </w:pPr>
+            <w:r>
+              <w:rPr>
+                <w:vertAlign w:val="superscript"/>
+                <w:i/>
+                <w:rFonts w:ascii="Calibri" w:hAnsi="Calibri"/>
+                <w:sz w:val="20"/>
+              </w:rPr>
+              <w:t xml:space="default">1</w:t>
+            </w:r>
+            <w:r>
+              <w:rPr>
+                <w:rFonts w:ascii="Calibri" w:hAnsi="Calibri"/>
+                <w:sz w:val="20"/>
+              </w:rPr>
+              <w:t xml:space="preserve">total_scores_of_K6: Mean (SD)</w:t>
+            </w:r>
+          </w:p>
+        </w:tc>
+      </w:tr>
+      <w:tr>
+        <w:trPr>
+          <w:cantSplit/>
+        </w:trPr>
+        <w:tc>
+          <w:tcPr>
+            <w:gridSpan w:val="3"/>
+          </w:tcPr>
+          <w:p>
+            <w:pPr>
+              <w:spacing w:before="0" w:after="60"/>
+              <w:keepNext/>
+            </w:pPr>
+            <w:r>
+              <w:rPr>
+                <w:vertAlign w:val="superscript"/>
+                <w:i/>
+                <w:rFonts w:ascii="Calibri" w:hAnsi="Calibri"/>
+                <w:sz w:val="20"/>
+              </w:rPr>
+              <w:t xml:space="default">2</w:t>
+            </w:r>
+            <w:r>
+              <w:rPr>
+                <w:rFonts w:ascii="Calibri" w:hAnsi="Calibri"/>
+                <w:sz w:val="20"/>
+              </w:rPr>
+              <w:t xml:space="preserve">Wilcoxon rank sum test; Kruskal-Wallis rank sum test</w:t>
+            </w:r>
+          </w:p>
+        </w:tc>
+      </w:tr>
+    </w:tbl>
+    <w:bookmarkEnd w:id="30"/>
+    <w:bookmarkEnd w:id="31"/>
+    <w:bookmarkStart w:id="34" w:name="Xcc2bac7488678ee670b569760d4fd22d5ffcf23"/>
+    <w:p>
+      <w:pPr>
+        <w:pStyle w:val="Heading1"/>
+      </w:pPr>
+      <w:r>
+        <w:t xml:space="preserve">PART 2: Power and sample size for a follow-up study</w:t>
+      </w:r>
+    </w:p>
+    <w:p>
+      <w:pPr>
+        <w:pStyle w:val="FirstParagraph"/>
+      </w:pPr>
+      <w:r>
+        <w:t xml:space="preserve">Suppose this survey is pilot data for a follow-up randomized study. You want to test whether a stress-management program reduces K6 distress compared with a control group.</w:t>
       </w:r>
     </w:p>
     <w:p>
@@ -9644,12 +11232,86 @@
       </w:pPr>
       <w:r>
         <w:rPr>
+          <w:rStyle w:val="NormalTok"/>
+        </w:rPr>
+        <w:t xml:space="preserve">pilot_sd </w:t>
+      </w:r>
+      <w:r>
+        <w:rPr>
+          <w:rStyle w:val="OtherTok"/>
+        </w:rPr>
+        <w:t xml:space="preserve">&lt;-</w:t>
+      </w:r>
+      <w:r>
+        <w:rPr>
+          <w:rStyle w:val="NormalTok"/>
+        </w:rPr>
+        <w:t xml:space="preserve"> </w:t>
+      </w:r>
+      <w:r>
+        <w:rPr>
+          <w:rStyle w:val="FunctionTok"/>
+        </w:rPr>
+        <w:t xml:space="preserve">sd</w:t>
+      </w:r>
+      <w:r>
+        <w:rPr>
+          <w:rStyle w:val="NormalTok"/>
+        </w:rPr>
+        <w:t xml:space="preserve">(survey</w:t>
+      </w:r>
+      <w:r>
+        <w:rPr>
+          <w:rStyle w:val="SpecialCharTok"/>
+        </w:rPr>
+        <w:t xml:space="preserve">$</w:t>
+      </w:r>
+      <w:r>
+        <w:rPr>
+          <w:rStyle w:val="NormalTok"/>
+        </w:rPr>
+        <w:t xml:space="preserve">total_scores_of_K6)</w:t>
+      </w:r>
+      <w:r>
+        <w:br/>
+      </w:r>
+      <w:r>
+        <w:rPr>
+          <w:rStyle w:val="FunctionTok"/>
+        </w:rPr>
+        <w:t xml:space="preserve">round</w:t>
+      </w:r>
+      <w:r>
+        <w:rPr>
+          <w:rStyle w:val="NormalTok"/>
+        </w:rPr>
+        <w:t xml:space="preserve">(pilot_sd, </w:t>
+      </w:r>
+      <w:r>
+        <w:rPr>
+          <w:rStyle w:val="DecValTok"/>
+        </w:rPr>
+        <w:t xml:space="preserve">1</w:t>
+      </w:r>
+      <w:r>
+        <w:rPr>
+          <w:rStyle w:val="NormalTok"/>
+        </w:rPr>
+        <w:t xml:space="preserve">)</w:t>
+      </w:r>
+    </w:p>
+    <w:p>
+      <w:pPr>
+        <w:pStyle w:val="SourceCode"/>
+      </w:pPr>
+      <w:r>
+        <w:rPr>
           <w:rStyle w:val="VerbatimChar"/>
         </w:rPr>
         <w:t xml:space="preserve">## [1] 7.7</w:t>
       </w:r>
     </w:p>
-    <w:bookmarkStart w:id="31" w:name="sample-size-for-80-power"/>
+    <w:bookmarkStart w:id="32" w:name="sample-size-for-80-power"/>
     <w:p>
       <w:pPr>
         <w:pStyle w:val="Heading2"/>
@@ -9663,7 +11325,7 @@
         <w:pStyle w:val="FirstParagraph"/>
       </w:pPr>
       <w:r>
-        <w:t xml:space="preserve">Suppose a 2-point reduction in mean K6 score is the smallest difference worth detecting.</w:t>
+        <w:t xml:space="preserve">Suppose a 2-point lower mean K6 score in the intervention group compared with the control group is the smallest difference worth detecting.</w:t>
       </w:r>
     </w:p>
     <w:p>
@@ -9975,7 +11637,14 @@
         <w:pStyle w:val="FirstParagraph"/>
       </w:pPr>
       <w:r>
-        <w:t xml:space="preserve">How many participants are needed per group? Round up.</w:t>
+        <w:rPr>
+          <w:b/>
+          <w:bCs/>
+        </w:rPr>
+        <w:t xml:space="preserve">Question</w:t>
+      </w:r>
+      <w:r>
+        <w:t xml:space="preserve">: How many participants are needed per group? Round up.</w:t>
       </w:r>
     </w:p>
     <w:p>
@@ -10009,8 +11678,8 @@
         <w:t xml:space="preserve">Answer: We have a higher chance of detecting it. Larger true differences are easier to detect.</w:t>
       </w:r>
     </w:p>
-    <w:bookmarkEnd w:id="31"/>
-    <w:bookmarkStart w:id="32" w:name="smaller-difference"/>
+    <w:bookmarkEnd w:id="32"/>
+    <w:bookmarkStart w:id="33" w:name="smaller-difference"/>
     <w:p>
       <w:pPr>
         <w:pStyle w:val="Heading2"/>
@@ -10336,7 +12005,14 @@
         <w:pStyle w:val="FirstParagraph"/>
       </w:pPr>
       <w:r>
-        <w:t xml:space="preserve">Does the required sample size go up or down compared with the 2-point version? Why?</w:t>
+        <w:rPr>
+          <w:b/>
+          <w:bCs/>
+        </w:rPr>
+        <w:t xml:space="preserve">Question</w:t>
+      </w:r>
+      <w:r>
+        <w:t xml:space="preserve">: Does the required sample size go up or down compared with the 2-point version? Why?</w:t>
       </w:r>
     </w:p>
     <w:p>
@@ -10347,9 +12023,9 @@
         <w:t xml:space="preserve">Answer: It goes up. R returns about 924.4, so we round up to 925 participants per group. A smaller difference is harder to detect, so we need more participants.</w:t>
       </w:r>
     </w:p>
-    <w:bookmarkEnd w:id="32"/>
     <w:bookmarkEnd w:id="33"/>
-    <w:bookmarkStart w:id="34" w:name="summary"/>
+    <w:bookmarkEnd w:id="34"/>
+    <w:bookmarkStart w:id="35" w:name="summary"/>
     <w:p>
       <w:pPr>
         <w:pStyle w:val="Heading1"/>
@@ -10366,7 +12042,7 @@
         <w:t xml:space="preserve">The table shows no statistically significant gender difference, but age category, marriage, and history of visiting Wuhan are statistically significant. The power section shows that sample size increases when the minimum difference worth detecting gets smaller.</w:t>
       </w:r>
     </w:p>
-    <w:bookmarkEnd w:id="34"/>
+    <w:bookmarkEnd w:id="35"/>
     <w:sectPr>
       <w:footnotePr>
         <w:numRestart w:val="eachSect"/>

--- a/rsr_week_05_workshop/rsr_week_05_solutions.docx
+++ b/rsr_week_05_workshop/rsr_week_05_solutions.docx
@@ -9071,6 +9071,44 @@
         <w:pStyle w:val="FirstParagraph"/>
       </w:pPr>
       <w:r>
+        <w:t xml:space="preserve">In your prompt, also refer to the current</w:t>
+      </w:r>
+      <w:r>
+        <w:t xml:space="preserve"> </w:t>
+      </w:r>
+      <w:r>
+        <w:rPr>
+          <w:rStyle w:val="VerbatimChar"/>
+        </w:rPr>
+        <w:t xml:space="preserve">gt</w:t>
+      </w:r>
+      <w:r>
+        <w:t xml:space="preserve"> </w:t>
+      </w:r>
+      <w:r>
+        <w:t xml:space="preserve">code from the</w:t>
+      </w:r>
+      <w:r>
+        <w:t xml:space="preserve"> </w:t>
+      </w:r>
+      <w:r>
+        <w:rPr>
+          <w:rStyle w:val="VerbatimChar"/>
+        </w:rPr>
+        <w:t xml:space="preserve">render-table</w:t>
+      </w:r>
+      <w:r>
+        <w:t xml:space="preserve"> </w:t>
+      </w:r>
+      <w:r>
+        <w:t xml:space="preserve">chunk above.</w:t>
+      </w:r>
+    </w:p>
+    <w:p>
+      <w:pPr>
+        <w:pStyle w:val="BodyText"/>
+      </w:pPr>
+      <w:r>
         <w:t xml:space="preserve">One possible extension:</w:t>
       </w:r>
     </w:p>
